--- a/Document_Outlines/Input data - systems/Lift_template.docx
+++ b/Document_Outlines/Input data - systems/Lift_template.docx
@@ -3223,6 +3223,17 @@
       </w:pPr>
       <w:r>
         <w:t>LOLER thorough examination arrangements</w:t>
+      </w:r>
+    </w:p>
+    <w:p>
+      <w:pPr>
+        <w:numPr>
+          <w:ilvl w:val="0"/>
+          <w:numId w:val="2"/>
+        </w:numPr>
+      </w:pPr>
+      <w:r>
+        <w:t>Evidence of current PVG Scheme membership for all contractor personnel attending site</w:t>
       </w:r>
     </w:p>
     <w:p/>

--- a/Document_Outlines/Input data - systems/Lift_template.docx
+++ b/Document_Outlines/Input data - systems/Lift_template.docx
@@ -3234,6 +3234,17 @@
       </w:pPr>
       <w:r>
         <w:t>Evidence of current PVG Scheme membership for all contractor personnel attending site</w:t>
+      </w:r>
+    </w:p>
+    <w:p>
+      <w:pPr>
+        <w:numPr>
+          <w:ilvl w:val="0"/>
+          <w:numId w:val="2"/>
+        </w:numPr>
+      </w:pPr>
+      <w:r>
+        <w:t>Where works are in, adjacent to, above or below a room housing ionising-radiation imaging equipment (CT, X-ray, fluoroscopy, nuclear medicine): confirm Radiation Protection Adviser (RPA) sign-off on shielding integrity per the Room/Ward/Theatre Refresh checklist - a separate gate from HAI-SCRIBE, not covered by it</w:t>
       </w:r>
     </w:p>
     <w:p/>

--- a/Document_Outlines/Input data - systems/Lift_template.docx
+++ b/Document_Outlines/Input data - systems/Lift_template.docx
@@ -230,7 +230,7 @@
           </w:tcPr>
           <w:p>
             <w:r>
-              <w:t>BS EN 81 series (Safety rules for the construction and installation of lifts) BS 5655-6 (Selection and installation of new lifts) Lift Regulations / Lifts Directive CDM 2015</w:t>
+              <w:t>BS EN 81 series (Safety rules for the construction and installation of lifts) — being replaced by BS EN ISO 8100-1 (design/installation) and 8100-2 (component calculation/testing/documentation); publication ~March 2026, harmonization ~Q3 2026, 36-month dual-validity transition — confirm which standard a tendered lift package is certified against. Lift Regulations / Lifts Directive CDM 2015</w:t>
             </w:r>
           </w:p>
         </w:tc>
@@ -1601,7 +1601,7 @@
           </w:tcPr>
           <w:p>
             <w:r>
-              <w:t>SHTM 08-02, BS EN 81 series</w:t>
+              <w:t>SHTM 08-02, BS EN 81 series (note incoming BS EN ISO 8100-1/-2)</w:t>
             </w:r>
           </w:p>
         </w:tc>
@@ -2532,7 +2532,7 @@
           </w:tcPr>
           <w:p>
             <w:r>
-              <w:t>BS EN 81 series</w:t>
+              <w:t>BS EN 81 series (confirm BS EN 81 vs incoming BS EN ISO 8100 certification basis)</w:t>
             </w:r>
           </w:p>
         </w:tc>
